--- a/sources/veille/imac/2026-06-14_veille_imac.docx
+++ b/sources/veille/imac/2026-06-14_veille_imac.docx
@@ -68,7 +68,7 @@
           <w:sz w:val="22"/>
           <w:szCs w:val="22"/>
         </w:rPr>
-        <w:t xml:space="preserve">   •   Sources : 4/5 accessibles</w:t>
+        <w:t xml:space="preserve">   •   Sources : 3/4 accessibles (corrigé le 12/09/2026 — voir le journal des corrections)</w:t>
       </w:r>
     </w:p>
     <w:p>
@@ -782,6 +782,52 @@
           <w:szCs w:val="22"/>
         </w:rPr>
         <w:t xml:space="preserve">Premières baisses de prix du M4 (neuf et reconditionné) annonçant le déstockage.</w:t>
+      </w:r>
+    </w:p>
+    <w:p>
+      <w:pPr>
+        <w:spacing w:after="120" w:before="320"/>
+      </w:pPr>
+      <w:r>
+        <w:rPr>
+          <w:rFonts w:ascii="Calibri" w:cs="Calibri" w:eastAsia="Calibri" w:hAnsi="Calibri"/>
+          <w:b/>
+          <w:bCs/>
+          <w:color w:val="1B3A6B"/>
+          <w:sz w:val="28"/>
+          <w:szCs w:val="28"/>
+        </w:rPr>
+        <w:t xml:space="preserve">📝 Journal des corrections — 12 septembre 2026</w:t>
+      </w:r>
+    </w:p>
+    <w:p>
+      <w:pPr>
+        <w:spacing w:after="80"/>
+      </w:pPr>
+      <w:r>
+        <w:rPr>
+          <w:rFonts w:ascii="Calibri" w:cs="Calibri" w:eastAsia="Calibri" w:hAnsi="Calibri"/>
+          <w:b/>
+          <w:bCs/>
+          <w:color w:val="1F2937"/>
+          <w:sz w:val="22"/>
+          <w:szCs w:val="22"/>
+        </w:rPr>
+        <w:t xml:space="preserve">Décompte des sources corrigé le 12/09/2026, au cours d'un contrôle des 85 veilles du dépôt (outils/scripts/controle_decompte.py). Le contenu de la note est inchangé ; seuls les nombres annoncés ont été alignés sur la liste des sources qu'elle contient. Formulation d'origine conservée ici.</w:t>
+      </w:r>
+    </w:p>
+    <w:p>
+      <w:pPr>
+        <w:spacing w:after="80"/>
+      </w:pPr>
+      <w:r>
+        <w:rPr>
+          <w:rFonts w:ascii="Calibri" w:cs="Calibri" w:eastAsia="Calibri" w:hAnsi="Calibri"/>
+          <w:color w:val="1F2937"/>
+          <w:sz w:val="22"/>
+          <w:szCs w:val="22"/>
+        </w:rPr>
+        <w:t xml:space="preserve">Version initiale : « Sources : 4/5 accessibles ». La liste Sources du jour compte quatre entrées, dont une ⛔ (configurateur Apple, lecture automatique échouée) : trois accessibles sur quatre.</w:t>
       </w:r>
     </w:p>
     <w:p>
